--- a/CMA_B1_Ch18_Handouts.docx
+++ b/CMA_B1_Ch18_Handouts.docx
@@ -14,7 +14,7 @@
           <w:sz w:val="40"/>
           <w:szCs w:val="40"/>
         </w:rPr>
-        <w:t xml:space="preserve">Handout 18.1 · Section 18.1</w:t>
+        <w:t xml:space="preserve">Handout 18.1 · Integrated thinking, integrated reporting and the integrated report</w:t>
       </w:r>
     </w:p>
     <w:p>
@@ -27,7 +27,7 @@
           <w:sz w:val="20"/>
           <w:szCs w:val="20"/>
         </w:rPr>
-        <w:t xml:space="preserve">CMA Part 1 · Section A · Chapter 18 · from section Integrated Reporting of the book · 2 pages, answer key on a separate sheet</w:t>
+        <w:t xml:space="preserve">CMA Part 1 · Section A · Chapter 18 · from section Integrated Reporting of the book · 3 pages, answer key on a separate sheet</w:t>
       </w:r>
     </w:p>
     <w:p>
@@ -1427,6 +1427,72 @@
     <w:p/>
     <w:p>
       <w:pPr>
+        <w:spacing w:before="150" w:after="60"/>
+        <w:ind w:left="130" w:right="130"/>
+        <w:shd w:fill="23265A" w:val="clear"/>
+      </w:pPr>
+      <w:r>
+        <w:rPr>
+          <w:b/>
+          <w:bCs/>
+          <w:color w:val="FFFFFF"/>
+          <w:sz w:val="15"/>
+          <w:szCs w:val="15"/>
+        </w:rPr>
+        <w:t xml:space="preserve">CHECK   </w:t>
+      </w:r>
+      <w:r>
+        <w:rPr>
+          <w:b/>
+          <w:bCs/>
+          <w:color w:val="FFFFFF"/>
+          <w:sz w:val="17"/>
+          <w:szCs w:val="17"/>
+        </w:rPr>
+        <w:t xml:space="preserve">Page 1</w:t>
+      </w:r>
+      <w:r>
+        <w:rPr>
+          <w:color w:val="FFFFFF"/>
+          <w:sz w:val="15"/>
+          <w:szCs w:val="15"/>
+        </w:rPr>
+        <w:t xml:space="preserve">   ·   items 1 to 12   ·   </w:t>
+      </w:r>
+      <w:r>
+        <w:rPr>
+          <w:color w:val="FFFFFF"/>
+          <w:sz w:val="15"/>
+          <w:szCs w:val="15"/>
+        </w:rPr>
+        <w:t xml:space="preserve">fewer than 9 right: </w:t>
+      </w:r>
+      <w:r>
+        <w:rPr>
+          <w:b/>
+          <w:bCs/>
+          <w:color w:val="FFFFFF"/>
+          <w:sz w:val="15"/>
+          <w:szCs w:val="15"/>
+        </w:rPr>
+        <w:t xml:space="preserve">read section 18.1 again before page 2</w:t>
+      </w:r>
+    </w:p>
+    <w:p>
+      <w:pPr>
+        <w:spacing w:after="0"/>
+        <w:pageBreakBefore w:val="true"/>
+      </w:pPr>
+      <w:r>
+        <w:rPr>
+          <w:sz w:val="2"/>
+          <w:szCs w:val="2"/>
+        </w:rPr>
+        <w:t xml:space="preserve"> </w:t>
+      </w:r>
+    </w:p>
+    <w:p>
+      <w:pPr>
         <w:spacing w:before="120" w:after="55"/>
         <w:pBdr>
           <w:top w:val="single" w:sz="10" w:space="6" w:color="353A7C"/>
@@ -1918,6 +1984,225 @@
     <w:p/>
     <w:p>
       <w:pPr>
+        <w:spacing w:before="120" w:after="55"/>
+        <w:pBdr>
+          <w:top w:val="single" w:sz="10" w:space="6" w:color="353A7C"/>
+        </w:pBdr>
+      </w:pPr>
+      <w:r>
+        <w:rPr>
+          <w:b/>
+          <w:bCs/>
+          <w:color w:val="353A7C"/>
+          <w:sz w:val="21"/>
+          <w:szCs w:val="21"/>
+        </w:rPr>
+        <w:t xml:space="preserve">Exercise 4 · classification   </w:t>
+      </w:r>
+      <w:r>
+        <w:rPr>
+          <w:b/>
+          <w:bCs/>
+          <w:sz w:val="19"/>
+          <w:szCs w:val="19"/>
+        </w:rPr>
+        <w:t xml:space="preserve">Capital? Write one letter beside each item:  F = Financial · M = Manufactured · _ = ________.</w:t>
+      </w:r>
+    </w:p>
+    <w:p>
+      <w:pPr>
+        <w:spacing w:before="70" w:after="60" w:line="300" w:lineRule="auto"/>
+        <w:ind w:left="200"/>
+      </w:pPr>
+      <w:r>
+        <w:rPr>
+          <w:b/>
+          <w:bCs/>
+          <w:color w:val="353A7C"/>
+          <w:sz w:val="18"/>
+          <w:szCs w:val="18"/>
+        </w:rPr>
+        <w:t xml:space="preserve">18  </w:t>
+      </w:r>
+      <w:r>
+        <w:rPr>
+          <w:sz w:val="18"/>
+          <w:szCs w:val="18"/>
+        </w:rPr>
+        <w:t xml:space="preserve">Headroom under bank loan covenants  </w:t>
+      </w:r>
+      <w:r>
+        <w:rPr>
+          <w:u w:val="single"/>
+          <w:sz w:val="18"/>
+          <w:szCs w:val="18"/>
+        </w:rPr>
+        <w:t xml:space="preserve">     </w:t>
+      </w:r>
+      <w:r>
+        <w:rPr>
+          <w:sz w:val="18"/>
+          <w:szCs w:val="18"/>
+        </w:rPr>
+        <w:t xml:space="preserve">      </w:t>
+      </w:r>
+      <w:r>
+        <w:rPr>
+          <w:b/>
+          <w:bCs/>
+          <w:color w:val="353A7C"/>
+          <w:sz w:val="18"/>
+          <w:szCs w:val="18"/>
+        </w:rPr>
+        <w:t xml:space="preserve">19  </w:t>
+      </w:r>
+      <w:r>
+        <w:rPr>
+          <w:sz w:val="18"/>
+          <w:szCs w:val="18"/>
+        </w:rPr>
+        <w:t xml:space="preserve">A new bottling line  </w:t>
+      </w:r>
+      <w:r>
+        <w:rPr>
+          <w:u w:val="single"/>
+          <w:sz w:val="18"/>
+          <w:szCs w:val="18"/>
+        </w:rPr>
+        <w:t xml:space="preserve">     </w:t>
+      </w:r>
+      <w:r>
+        <w:rPr>
+          <w:sz w:val="18"/>
+          <w:szCs w:val="18"/>
+        </w:rPr>
+        <w:t xml:space="preserve">      </w:t>
+      </w:r>
+      <w:r>
+        <w:rPr>
+          <w:b/>
+          <w:bCs/>
+          <w:color w:val="353A7C"/>
+          <w:sz w:val="18"/>
+          <w:szCs w:val="18"/>
+        </w:rPr>
+        <w:t xml:space="preserve">20  </w:t>
+      </w:r>
+      <w:r>
+        <w:rPr>
+          <w:sz w:val="18"/>
+          <w:szCs w:val="18"/>
+        </w:rPr>
+        <w:t xml:space="preserve">Safety training for factory staff  </w:t>
+      </w:r>
+      <w:r>
+        <w:rPr>
+          <w:u w:val="single"/>
+          <w:sz w:val="18"/>
+          <w:szCs w:val="18"/>
+        </w:rPr>
+        <w:t xml:space="preserve">     </w:t>
+      </w:r>
+      <w:r>
+        <w:rPr>
+          <w:sz w:val="18"/>
+          <w:szCs w:val="18"/>
+        </w:rPr>
+        <w:t xml:space="preserve">      </w:t>
+      </w:r>
+      <w:r>
+        <w:rPr>
+          <w:b/>
+          <w:bCs/>
+          <w:color w:val="353A7C"/>
+          <w:sz w:val="18"/>
+          <w:szCs w:val="18"/>
+        </w:rPr>
+        <w:t xml:space="preserve">21  </w:t>
+      </w:r>
+      <w:r>
+        <w:rPr>
+          <w:sz w:val="18"/>
+          <w:szCs w:val="18"/>
+        </w:rPr>
+        <w:t xml:space="preserve">The trademark for Orontes Gold olive oil  </w:t>
+      </w:r>
+      <w:r>
+        <w:rPr>
+          <w:u w:val="single"/>
+          <w:sz w:val="18"/>
+          <w:szCs w:val="18"/>
+        </w:rPr>
+        <w:t xml:space="preserve">     </w:t>
+      </w:r>
+      <w:r>
+        <w:rPr>
+          <w:sz w:val="18"/>
+          <w:szCs w:val="18"/>
+        </w:rPr>
+        <w:t xml:space="preserve">      </w:t>
+      </w:r>
+      <w:r>
+        <w:rPr>
+          <w:b/>
+          <w:bCs/>
+          <w:color w:val="353A7C"/>
+          <w:sz w:val="18"/>
+          <w:szCs w:val="18"/>
+        </w:rPr>
+        <w:t xml:space="preserve">22  </w:t>
+      </w:r>
+      <w:r>
+        <w:rPr>
+          <w:sz w:val="18"/>
+          <w:szCs w:val="18"/>
+        </w:rPr>
+        <w:t xml:space="preserve">Water drawn from local wells  </w:t>
+      </w:r>
+      <w:r>
+        <w:rPr>
+          <w:u w:val="single"/>
+          <w:sz w:val="18"/>
+          <w:szCs w:val="18"/>
+        </w:rPr>
+        <w:t xml:space="preserve">     </w:t>
+      </w:r>
+      <w:r>
+        <w:rPr>
+          <w:sz w:val="18"/>
+          <w:szCs w:val="18"/>
+        </w:rPr>
+        <w:t xml:space="preserve">      </w:t>
+      </w:r>
+      <w:r>
+        <w:rPr>
+          <w:b/>
+          <w:bCs/>
+          <w:color w:val="353A7C"/>
+          <w:sz w:val="18"/>
+          <w:szCs w:val="18"/>
+        </w:rPr>
+        <w:t xml:space="preserve">23  </w:t>
+      </w:r>
+      <w:r>
+        <w:rPr>
+          <w:sz w:val="18"/>
+          <w:szCs w:val="18"/>
+        </w:rPr>
+        <w:t xml:space="preserve">Long-term contracts with grower cooperatives  </w:t>
+      </w:r>
+      <w:r>
+        <w:rPr>
+          <w:u w:val="single"/>
+          <w:sz w:val="18"/>
+          <w:szCs w:val="18"/>
+        </w:rPr>
+        <w:t xml:space="preserve">     </w:t>
+      </w:r>
+    </w:p>
+    <w:p/>
+    <w:p>
+      <w:pPr>
         <w:spacing w:before="150" w:after="60"/>
         <w:ind w:left="130" w:right="130"/>
         <w:shd w:fill="23265A" w:val="clear"/>
@@ -1940,7 +2225,7 @@
           <w:sz w:val="17"/>
           <w:szCs w:val="17"/>
         </w:rPr>
-        <w:t xml:space="preserve">Page 1</w:t>
+        <w:t xml:space="preserve">Page 2</w:t>
       </w:r>
       <w:r>
         <w:rPr>
@@ -1948,7 +2233,7 @@
           <w:sz w:val="15"/>
           <w:szCs w:val="15"/>
         </w:rPr>
-        <w:t xml:space="preserve">   ·   items 1 to 17   ·   </w:t>
+        <w:t xml:space="preserve">   ·   items 13 to 23   ·   </w:t>
       </w:r>
       <w:r>
         <w:rPr>
@@ -1956,7 +2241,7 @@
           <w:sz w:val="15"/>
           <w:szCs w:val="15"/>
         </w:rPr>
-        <w:t xml:space="preserve">fewer than 12 right: </w:t>
+        <w:t xml:space="preserve">fewer than 8 right: </w:t>
       </w:r>
       <w:r>
         <w:rPr>
@@ -1966,7 +2251,7 @@
           <w:sz w:val="15"/>
           <w:szCs w:val="15"/>
         </w:rPr>
-        <w:t xml:space="preserve">read section 18.1 again before page 2</w:t>
+        <w:t xml:space="preserve">redo page 2 before page 3</w:t>
       </w:r>
     </w:p>
     <w:p>
@@ -1982,225 +2267,6 @@
         <w:t xml:space="preserve"> </w:t>
       </w:r>
     </w:p>
-    <w:p>
-      <w:pPr>
-        <w:spacing w:before="120" w:after="55"/>
-        <w:pBdr>
-          <w:top w:val="single" w:sz="10" w:space="6" w:color="353A7C"/>
-        </w:pBdr>
-      </w:pPr>
-      <w:r>
-        <w:rPr>
-          <w:b/>
-          <w:bCs/>
-          <w:color w:val="353A7C"/>
-          <w:sz w:val="21"/>
-          <w:szCs w:val="21"/>
-        </w:rPr>
-        <w:t xml:space="preserve">Exercise 4 · classification   </w:t>
-      </w:r>
-      <w:r>
-        <w:rPr>
-          <w:b/>
-          <w:bCs/>
-          <w:sz w:val="19"/>
-          <w:szCs w:val="19"/>
-        </w:rPr>
-        <w:t xml:space="preserve">Capital? Write one letter beside each item:  F = Financial · M = Manufactured · _ = ________.</w:t>
-      </w:r>
-    </w:p>
-    <w:p>
-      <w:pPr>
-        <w:spacing w:before="70" w:after="60" w:line="300" w:lineRule="auto"/>
-        <w:ind w:left="200"/>
-      </w:pPr>
-      <w:r>
-        <w:rPr>
-          <w:b/>
-          <w:bCs/>
-          <w:color w:val="353A7C"/>
-          <w:sz w:val="18"/>
-          <w:szCs w:val="18"/>
-        </w:rPr>
-        <w:t xml:space="preserve">18  </w:t>
-      </w:r>
-      <w:r>
-        <w:rPr>
-          <w:sz w:val="18"/>
-          <w:szCs w:val="18"/>
-        </w:rPr>
-        <w:t xml:space="preserve">Headroom under bank loan covenants  </w:t>
-      </w:r>
-      <w:r>
-        <w:rPr>
-          <w:u w:val="single"/>
-          <w:sz w:val="18"/>
-          <w:szCs w:val="18"/>
-        </w:rPr>
-        <w:t xml:space="preserve">     </w:t>
-      </w:r>
-      <w:r>
-        <w:rPr>
-          <w:sz w:val="18"/>
-          <w:szCs w:val="18"/>
-        </w:rPr>
-        <w:t xml:space="preserve">      </w:t>
-      </w:r>
-      <w:r>
-        <w:rPr>
-          <w:b/>
-          <w:bCs/>
-          <w:color w:val="353A7C"/>
-          <w:sz w:val="18"/>
-          <w:szCs w:val="18"/>
-        </w:rPr>
-        <w:t xml:space="preserve">19  </w:t>
-      </w:r>
-      <w:r>
-        <w:rPr>
-          <w:sz w:val="18"/>
-          <w:szCs w:val="18"/>
-        </w:rPr>
-        <w:t xml:space="preserve">A new bottling line  </w:t>
-      </w:r>
-      <w:r>
-        <w:rPr>
-          <w:u w:val="single"/>
-          <w:sz w:val="18"/>
-          <w:szCs w:val="18"/>
-        </w:rPr>
-        <w:t xml:space="preserve">     </w:t>
-      </w:r>
-      <w:r>
-        <w:rPr>
-          <w:sz w:val="18"/>
-          <w:szCs w:val="18"/>
-        </w:rPr>
-        <w:t xml:space="preserve">      </w:t>
-      </w:r>
-      <w:r>
-        <w:rPr>
-          <w:b/>
-          <w:bCs/>
-          <w:color w:val="353A7C"/>
-          <w:sz w:val="18"/>
-          <w:szCs w:val="18"/>
-        </w:rPr>
-        <w:t xml:space="preserve">20  </w:t>
-      </w:r>
-      <w:r>
-        <w:rPr>
-          <w:sz w:val="18"/>
-          <w:szCs w:val="18"/>
-        </w:rPr>
-        <w:t xml:space="preserve">Safety training for factory staff  </w:t>
-      </w:r>
-      <w:r>
-        <w:rPr>
-          <w:u w:val="single"/>
-          <w:sz w:val="18"/>
-          <w:szCs w:val="18"/>
-        </w:rPr>
-        <w:t xml:space="preserve">     </w:t>
-      </w:r>
-      <w:r>
-        <w:rPr>
-          <w:sz w:val="18"/>
-          <w:szCs w:val="18"/>
-        </w:rPr>
-        <w:t xml:space="preserve">      </w:t>
-      </w:r>
-      <w:r>
-        <w:rPr>
-          <w:b/>
-          <w:bCs/>
-          <w:color w:val="353A7C"/>
-          <w:sz w:val="18"/>
-          <w:szCs w:val="18"/>
-        </w:rPr>
-        <w:t xml:space="preserve">21  </w:t>
-      </w:r>
-      <w:r>
-        <w:rPr>
-          <w:sz w:val="18"/>
-          <w:szCs w:val="18"/>
-        </w:rPr>
-        <w:t xml:space="preserve">The trademark for Orontes Gold olive oil  </w:t>
-      </w:r>
-      <w:r>
-        <w:rPr>
-          <w:u w:val="single"/>
-          <w:sz w:val="18"/>
-          <w:szCs w:val="18"/>
-        </w:rPr>
-        <w:t xml:space="preserve">     </w:t>
-      </w:r>
-      <w:r>
-        <w:rPr>
-          <w:sz w:val="18"/>
-          <w:szCs w:val="18"/>
-        </w:rPr>
-        <w:t xml:space="preserve">      </w:t>
-      </w:r>
-      <w:r>
-        <w:rPr>
-          <w:b/>
-          <w:bCs/>
-          <w:color w:val="353A7C"/>
-          <w:sz w:val="18"/>
-          <w:szCs w:val="18"/>
-        </w:rPr>
-        <w:t xml:space="preserve">22  </w:t>
-      </w:r>
-      <w:r>
-        <w:rPr>
-          <w:sz w:val="18"/>
-          <w:szCs w:val="18"/>
-        </w:rPr>
-        <w:t xml:space="preserve">Water drawn from local wells  </w:t>
-      </w:r>
-      <w:r>
-        <w:rPr>
-          <w:u w:val="single"/>
-          <w:sz w:val="18"/>
-          <w:szCs w:val="18"/>
-        </w:rPr>
-        <w:t xml:space="preserve">     </w:t>
-      </w:r>
-      <w:r>
-        <w:rPr>
-          <w:sz w:val="18"/>
-          <w:szCs w:val="18"/>
-        </w:rPr>
-        <w:t xml:space="preserve">      </w:t>
-      </w:r>
-      <w:r>
-        <w:rPr>
-          <w:b/>
-          <w:bCs/>
-          <w:color w:val="353A7C"/>
-          <w:sz w:val="18"/>
-          <w:szCs w:val="18"/>
-        </w:rPr>
-        <w:t xml:space="preserve">23  </w:t>
-      </w:r>
-      <w:r>
-        <w:rPr>
-          <w:sz w:val="18"/>
-          <w:szCs w:val="18"/>
-        </w:rPr>
-        <w:t xml:space="preserve">Long-term contracts with grower cooperatives  </w:t>
-      </w:r>
-      <w:r>
-        <w:rPr>
-          <w:u w:val="single"/>
-          <w:sz w:val="18"/>
-          <w:szCs w:val="18"/>
-        </w:rPr>
-        <w:t xml:space="preserve">     </w:t>
-      </w:r>
-    </w:p>
-    <w:p/>
     <w:p>
       <w:pPr>
         <w:spacing w:before="120" w:after="55"/>
@@ -3149,98 +3215,6 @@
     <w:p/>
     <w:p>
       <w:pPr>
-        <w:spacing w:before="150" w:after="60"/>
-        <w:ind w:left="130" w:right="130"/>
-        <w:shd w:fill="23265A" w:val="clear"/>
-      </w:pPr>
-      <w:r>
-        <w:rPr>
-          <w:b/>
-          <w:bCs/>
-          <w:color w:val="FFFFFF"/>
-          <w:sz w:val="15"/>
-          <w:szCs w:val="15"/>
-        </w:rPr>
-        <w:t xml:space="preserve">CHECK   </w:t>
-      </w:r>
-      <w:r>
-        <w:rPr>
-          <w:b/>
-          <w:bCs/>
-          <w:color w:val="FFFFFF"/>
-          <w:sz w:val="17"/>
-          <w:szCs w:val="17"/>
-        </w:rPr>
-        <w:t xml:space="preserve">Page 2</w:t>
-      </w:r>
-      <w:r>
-        <w:rPr>
-          <w:color w:val="FFFFFF"/>
-          <w:sz w:val="15"/>
-          <w:szCs w:val="15"/>
-        </w:rPr>
-        <w:t xml:space="preserve">   ·   items 18 to 29   ·   </w:t>
-      </w:r>
-      <w:r>
-        <w:rPr>
-          <w:color w:val="FFFFFF"/>
-          <w:sz w:val="15"/>
-          <w:szCs w:val="15"/>
-        </w:rPr>
-        <w:t xml:space="preserve">fewer than 9 right: </w:t>
-      </w:r>
-      <w:r>
-        <w:rPr>
-          <w:b/>
-          <w:bCs/>
-          <w:color w:val="FFFFFF"/>
-          <w:sz w:val="15"/>
-          <w:szCs w:val="15"/>
-        </w:rPr>
-        <w:t xml:space="preserve">redo page 2 before you leave the handout</w:t>
-      </w:r>
-    </w:p>
-    <w:p>
-      <w:pPr>
-        <w:sectPr>
-          <w:headerReference w:type="default" r:id="rIdHdr1"/>
-          <w:pgSz w:w="11906" w:h="16838" w:orient="portrait"/>
-          <w:pgMar w:top="1180" w:right="1000" w:bottom="900" w:left="1000" w:header="708" w:footer="708" w:gutter="0"/>
-          <w:docGrid w:linePitch="360"/>
-          <w:pgNumType w:start="1"/>
-        </w:sectPr>
-      </w:pPr>
-    </w:p>
-    <w:p>
-      <w:pPr>
-        <w:spacing w:after="20" w:before="60"/>
-      </w:pPr>
-      <w:r>
-        <w:rPr>
-          <w:b/>
-          <w:bCs/>
-          <w:color w:val="353A7C"/>
-          <w:sz w:val="40"/>
-          <w:szCs w:val="40"/>
-        </w:rPr>
-        <w:t xml:space="preserve">Handout 18.2 · Section 18.2</w:t>
-      </w:r>
-    </w:p>
-    <w:p>
-      <w:pPr>
-        <w:spacing w:after="130"/>
-      </w:pPr>
-      <w:r>
-        <w:rPr>
-          <w:color w:val="6B7280"/>
-          <w:sz w:val="20"/>
-          <w:szCs w:val="20"/>
-        </w:rPr>
-        <w:t xml:space="preserve">CMA Part 1 · Section A · Chapter 18 · from section Integrated Reporting of the book · 2 pages, answer key on a separate sheet</w:t>
-      </w:r>
-    </w:p>
-    <w:p>
-      <w:pPr>
         <w:spacing w:before="120" w:after="55"/>
         <w:pBdr>
           <w:top w:val="single" w:sz="10" w:space="6" w:color="353A7C"/>
@@ -3254,7 +3228,7 @@
           <w:sz w:val="21"/>
           <w:szCs w:val="21"/>
         </w:rPr>
-        <w:t xml:space="preserve">Exercise 1 · true or false   </w:t>
+        <w:t xml:space="preserve">Exercise 6 · true or false   </w:t>
       </w:r>
       <w:r>
         <w:rPr>
@@ -3351,7 +3325,7 @@
                 <w:sz w:val="18"/>
                 <w:szCs w:val="18"/>
               </w:rPr>
-              <w:t xml:space="preserve">1.  </w:t>
+              <w:t xml:space="preserve">30.  </w:t>
             </w:r>
             <w:r>
               <w:rPr>
@@ -3406,7 +3380,7 @@
                 <w:sz w:val="18"/>
                 <w:szCs w:val="18"/>
               </w:rPr>
-              <w:t xml:space="preserve">2.  </w:t>
+              <w:t xml:space="preserve">31.  </w:t>
             </w:r>
             <w:r>
               <w:rPr>
@@ -3461,7 +3435,7 @@
                 <w:sz w:val="18"/>
                 <w:szCs w:val="18"/>
               </w:rPr>
-              <w:t xml:space="preserve">3.  </w:t>
+              <w:t xml:space="preserve">32.  </w:t>
             </w:r>
             <w:r>
               <w:rPr>
@@ -3516,7 +3490,7 @@
                 <w:sz w:val="18"/>
                 <w:szCs w:val="18"/>
               </w:rPr>
-              <w:t xml:space="preserve">4.  </w:t>
+              <w:t xml:space="preserve">33.  </w:t>
             </w:r>
             <w:r>
               <w:rPr>
@@ -3571,7 +3545,7 @@
                 <w:sz w:val="18"/>
                 <w:szCs w:val="18"/>
               </w:rPr>
-              <w:t xml:space="preserve">5.  </w:t>
+              <w:t xml:space="preserve">34.  </w:t>
             </w:r>
             <w:r>
               <w:rPr>
@@ -3626,7 +3600,7 @@
                 <w:sz w:val="18"/>
                 <w:szCs w:val="18"/>
               </w:rPr>
-              <w:t xml:space="preserve">6.  </w:t>
+              <w:t xml:space="preserve">35.  </w:t>
             </w:r>
             <w:r>
               <w:rPr>
@@ -3681,7 +3655,7 @@
                 <w:sz w:val="18"/>
                 <w:szCs w:val="18"/>
               </w:rPr>
-              <w:t xml:space="preserve">7.  </w:t>
+              <w:t xml:space="preserve">36.  </w:t>
             </w:r>
             <w:r>
               <w:rPr>
@@ -3720,6 +3694,98 @@
       </w:tr>
     </w:tbl>
     <w:p/>
+    <w:p>
+      <w:pPr>
+        <w:spacing w:before="150" w:after="60"/>
+        <w:ind w:left="130" w:right="130"/>
+        <w:shd w:fill="23265A" w:val="clear"/>
+      </w:pPr>
+      <w:r>
+        <w:rPr>
+          <w:b/>
+          <w:bCs/>
+          <w:color w:val="FFFFFF"/>
+          <w:sz w:val="15"/>
+          <w:szCs w:val="15"/>
+        </w:rPr>
+        <w:t xml:space="preserve">CHECK   </w:t>
+      </w:r>
+      <w:r>
+        <w:rPr>
+          <w:b/>
+          <w:bCs/>
+          <w:color w:val="FFFFFF"/>
+          <w:sz w:val="17"/>
+          <w:szCs w:val="17"/>
+        </w:rPr>
+        <w:t xml:space="preserve">Page 3</w:t>
+      </w:r>
+      <w:r>
+        <w:rPr>
+          <w:color w:val="FFFFFF"/>
+          <w:sz w:val="15"/>
+          <w:szCs w:val="15"/>
+        </w:rPr>
+        <w:t xml:space="preserve">   ·   items 24 to 36   ·   </w:t>
+      </w:r>
+      <w:r>
+        <w:rPr>
+          <w:color w:val="FFFFFF"/>
+          <w:sz w:val="15"/>
+          <w:szCs w:val="15"/>
+        </w:rPr>
+        <w:t xml:space="preserve">fewer than 9 right: </w:t>
+      </w:r>
+      <w:r>
+        <w:rPr>
+          <w:b/>
+          <w:bCs/>
+          <w:color w:val="FFFFFF"/>
+          <w:sz w:val="15"/>
+          <w:szCs w:val="15"/>
+        </w:rPr>
+        <w:t xml:space="preserve">redo page 3 before you leave the handout</w:t>
+      </w:r>
+    </w:p>
+    <w:p>
+      <w:pPr>
+        <w:sectPr>
+          <w:headerReference w:type="default" r:id="rIdHdr1"/>
+          <w:pgSz w:w="11906" w:h="16838" w:orient="portrait"/>
+          <w:pgMar w:top="1180" w:right="1000" w:bottom="900" w:left="1000" w:header="708" w:footer="708" w:gutter="0"/>
+          <w:docGrid w:linePitch="360"/>
+          <w:pgNumType w:start="1"/>
+        </w:sectPr>
+      </w:pPr>
+    </w:p>
+    <w:p>
+      <w:pPr>
+        <w:spacing w:after="20" w:before="60"/>
+      </w:pPr>
+      <w:r>
+        <w:rPr>
+          <w:b/>
+          <w:bCs/>
+          <w:color w:val="353A7C"/>
+          <w:sz w:val="40"/>
+          <w:szCs w:val="40"/>
+        </w:rPr>
+        <w:t xml:space="preserve">Handout 18.2 · The primary purpose · Value creation and the six capitals</w:t>
+      </w:r>
+    </w:p>
+    <w:p>
+      <w:pPr>
+        <w:spacing w:after="130"/>
+      </w:pPr>
+      <w:r>
+        <w:rPr>
+          <w:color w:val="6B7280"/>
+          <w:sz w:val="20"/>
+          <w:szCs w:val="20"/>
+        </w:rPr>
+        <w:t xml:space="preserve">CMA Part 1 · Section A · Chapter 18 · from section Integrated Reporting of the book · 4 pages, answer key on a separate sheet</w:t>
+      </w:r>
+    </w:p>
     <w:p>
       <w:pPr>
         <w:spacing w:before="120" w:after="55"/>
@@ -3735,7 +3801,7 @@
           <w:sz w:val="21"/>
           <w:szCs w:val="21"/>
         </w:rPr>
-        <w:t xml:space="preserve">Exercise 2 · matching   </w:t>
+        <w:t xml:space="preserve">Exercise 1 · matching   </w:t>
       </w:r>
       <w:r>
         <w:rPr>
@@ -4756,7 +4822,7 @@
           <w:sz w:val="21"/>
           <w:szCs w:val="21"/>
         </w:rPr>
-        <w:t xml:space="preserve">Exercise 3 · fill in the spaces   </w:t>
+        <w:t xml:space="preserve">Exercise 2 · fill in the spaces   </w:t>
       </w:r>
       <w:r>
         <w:rPr>
@@ -4969,7 +5035,7 @@
           <w:b/>
           <w:sz w:val="15"/>
         </w:rPr>
-        <w:t>16</w:t>
+        <w:t>9</w:t>
       </w:r>
       <w:r>
         <w:rPr>
@@ -5005,7 +5071,7 @@
           <w:b/>
           <w:sz w:val="15"/>
         </w:rPr>
-        <w:t>17</w:t>
+        <w:t>10</w:t>
       </w:r>
       <w:r>
         <w:rPr>
@@ -5041,7 +5107,7 @@
           <w:b/>
           <w:sz w:val="15"/>
         </w:rPr>
-        <w:t>18</w:t>
+        <w:t>11</w:t>
       </w:r>
       <w:r>
         <w:rPr>
@@ -5092,7 +5158,7 @@
           <w:sz w:val="15"/>
           <w:szCs w:val="15"/>
         </w:rPr>
-        <w:t xml:space="preserve">   ·   items 1 to 18   ·   </w:t>
+        <w:t xml:space="preserve">   ·   items 1 to 11   ·   </w:t>
       </w:r>
       <w:r>
         <w:rPr>
@@ -5100,7 +5166,7 @@
           <w:sz w:val="15"/>
           <w:szCs w:val="15"/>
         </w:rPr>
-        <w:t xml:space="preserve">fewer than 13 right: </w:t>
+        <w:t xml:space="preserve">fewer than 8 right: </w:t>
       </w:r>
       <w:r>
         <w:rPr>
@@ -5141,7 +5207,7 @@
           <w:sz w:val="21"/>
           <w:szCs w:val="21"/>
         </w:rPr>
-        <w:t xml:space="preserve">Exercise 4 · fill in the table   </w:t>
+        <w:t xml:space="preserve">Exercise 3 · fill in the table   </w:t>
       </w:r>
       <w:r>
         <w:rPr>
@@ -5302,7 +5368,7 @@
                 <w:sz w:val="14"/>
                 <w:szCs w:val="14"/>
               </w:rPr>
-              <w:t xml:space="preserve">19</w:t>
+              <w:t xml:space="preserve">12</w:t>
             </w:r>
           </w:p>
         </w:tc>
@@ -5347,7 +5413,7 @@
                 <w:sz w:val="14"/>
                 <w:szCs w:val="14"/>
               </w:rPr>
-              <w:t xml:space="preserve">20</w:t>
+              <w:t xml:space="preserve">13</w:t>
             </w:r>
           </w:p>
         </w:tc>
@@ -5392,7 +5458,7 @@
                 <w:sz w:val="14"/>
                 <w:szCs w:val="14"/>
               </w:rPr>
-              <w:t xml:space="preserve">21</w:t>
+              <w:t xml:space="preserve">14</w:t>
             </w:r>
           </w:p>
         </w:tc>
@@ -5437,7 +5503,7 @@
                 <w:sz w:val="14"/>
                 <w:szCs w:val="14"/>
               </w:rPr>
-              <w:t xml:space="preserve">22</w:t>
+              <w:t xml:space="preserve">15</w:t>
             </w:r>
           </w:p>
         </w:tc>
@@ -5459,7 +5525,7 @@
           <w:sz w:val="21"/>
           <w:szCs w:val="21"/>
         </w:rPr>
-        <w:t xml:space="preserve">Exercise 5 · multiple choice   </w:t>
+        <w:t xml:space="preserve">Exercise 4 · multiple choice   </w:t>
       </w:r>
       <w:r>
         <w:rPr>
@@ -5484,7 +5550,7 @@
           <w:sz w:val="19"/>
           <w:szCs w:val="19"/>
         </w:rPr>
-        <w:t xml:space="preserve">23.  </w:t>
+        <w:t xml:space="preserve">16.  </w:t>
       </w:r>
       <w:r>
         <w:rPr>
@@ -5637,7 +5703,7 @@
           <w:sz w:val="19"/>
           <w:szCs w:val="19"/>
         </w:rPr>
-        <w:t xml:space="preserve">24.  </w:t>
+        <w:t xml:space="preserve">17.  </w:t>
       </w:r>
       <w:r>
         <w:rPr>
@@ -5790,7 +5856,7 @@
           <w:sz w:val="19"/>
           <w:szCs w:val="19"/>
         </w:rPr>
-        <w:t xml:space="preserve">25.  </w:t>
+        <w:t xml:space="preserve">18.  </w:t>
       </w:r>
       <w:r>
         <w:rPr>
@@ -5943,7 +6009,7 @@
           <w:sz w:val="19"/>
           <w:szCs w:val="19"/>
         </w:rPr>
-        <w:t xml:space="preserve">26.  </w:t>
+        <w:t xml:space="preserve">19.  </w:t>
       </w:r>
       <w:r>
         <w:rPr>
@@ -6096,7 +6162,7 @@
           <w:sz w:val="19"/>
           <w:szCs w:val="19"/>
         </w:rPr>
-        <w:t xml:space="preserve">27.  </w:t>
+        <w:t xml:space="preserve">20.  </w:t>
       </w:r>
       <w:r>
         <w:rPr>
@@ -6269,7 +6335,7 @@
           <w:sz w:val="15"/>
           <w:szCs w:val="15"/>
         </w:rPr>
-        <w:t xml:space="preserve">   ·   items 19 to 27   ·   </w:t>
+        <w:t xml:space="preserve">   ·   items 12 to 20   ·   </w:t>
       </w:r>
       <w:r>
         <w:rPr>
@@ -6287,46 +6353,20 @@
           <w:sz w:val="15"/>
           <w:szCs w:val="15"/>
         </w:rPr>
-        <w:t xml:space="preserve">redo page 2 before you leave the handout</w:t>
+        <w:t xml:space="preserve">redo page 2 before page 3</w:t>
       </w:r>
     </w:p>
     <w:p>
       <w:pPr>
-        <w:sectPr>
-          <w:headerReference w:type="default" r:id="rIdHdr2"/>
-          <w:pgSz w:w="11906" w:h="16838" w:orient="portrait"/>
-          <w:pgMar w:top="1180" w:right="1000" w:bottom="900" w:left="1000" w:header="708" w:footer="708" w:gutter="0"/>
-          <w:docGrid w:linePitch="360"/>
-          <w:pgNumType w:start="1"/>
-        </w:sectPr>
+        <w:spacing w:after="0"/>
+        <w:pageBreakBefore w:val="true"/>
       </w:pPr>
-    </w:p>
-    <w:p>
-      <w:pPr>
-        <w:spacing w:after="20" w:before="60"/>
-      </w:pPr>
-      <w:r>
-        <w:rPr>
-          <w:b/>
-          <w:bCs/>
-          <w:color w:val="353A7C"/>
-          <w:sz w:val="40"/>
-          <w:szCs w:val="40"/>
-        </w:rPr>
-        <w:t xml:space="preserve">Handout 18.3 · Section 18.3</w:t>
-      </w:r>
-    </w:p>
-    <w:p>
-      <w:pPr>
-        <w:spacing w:after="130"/>
-      </w:pPr>
-      <w:r>
-        <w:rPr>
-          <w:color w:val="6B7280"/>
-          <w:sz w:val="20"/>
-          <w:szCs w:val="20"/>
-        </w:rPr>
-        <w:t xml:space="preserve">CMA Part 1 · Section A · Chapter 18 · from section Integrated Reporting of the book · 2 pages, answer key on a separate sheet</w:t>
+      <w:r>
+        <w:rPr>
+          <w:sz w:val="2"/>
+          <w:szCs w:val="2"/>
+        </w:rPr>
+        <w:t xml:space="preserve"> </w:t>
       </w:r>
     </w:p>
     <w:p>
@@ -6344,7 +6384,7 @@
           <w:sz w:val="21"/>
           <w:szCs w:val="21"/>
         </w:rPr>
-        <w:t xml:space="preserve">Exercise 1 · true or false   </w:t>
+        <w:t xml:space="preserve">Exercise 5 · true or false   </w:t>
       </w:r>
       <w:r>
         <w:rPr>
@@ -6441,7 +6481,7 @@
                 <w:sz w:val="18"/>
                 <w:szCs w:val="18"/>
               </w:rPr>
-              <w:t xml:space="preserve">1.  </w:t>
+              <w:t xml:space="preserve">21.  </w:t>
             </w:r>
             <w:r>
               <w:rPr>
@@ -6496,7 +6536,7 @@
                 <w:sz w:val="18"/>
                 <w:szCs w:val="18"/>
               </w:rPr>
-              <w:t xml:space="preserve">2.  </w:t>
+              <w:t xml:space="preserve">22.  </w:t>
             </w:r>
             <w:r>
               <w:rPr>
@@ -6551,7 +6591,7 @@
                 <w:sz w:val="18"/>
                 <w:szCs w:val="18"/>
               </w:rPr>
-              <w:t xml:space="preserve">3.  </w:t>
+              <w:t xml:space="preserve">23.  </w:t>
             </w:r>
             <w:r>
               <w:rPr>
@@ -6606,7 +6646,7 @@
                 <w:sz w:val="18"/>
                 <w:szCs w:val="18"/>
               </w:rPr>
-              <w:t xml:space="preserve">4.  </w:t>
+              <w:t xml:space="preserve">24.  </w:t>
             </w:r>
             <w:r>
               <w:rPr>
@@ -6661,7 +6701,7 @@
                 <w:sz w:val="18"/>
                 <w:szCs w:val="18"/>
               </w:rPr>
-              <w:t xml:space="preserve">5.  </w:t>
+              <w:t xml:space="preserve">25.  </w:t>
             </w:r>
             <w:r>
               <w:rPr>
@@ -6716,7 +6756,7 @@
                 <w:sz w:val="18"/>
                 <w:szCs w:val="18"/>
               </w:rPr>
-              <w:t xml:space="preserve">6.  </w:t>
+              <w:t xml:space="preserve">26.  </w:t>
             </w:r>
             <w:r>
               <w:rPr>
@@ -6771,7 +6811,7 @@
                 <w:sz w:val="18"/>
                 <w:szCs w:val="18"/>
               </w:rPr>
-              <w:t xml:space="preserve">7.  </w:t>
+              <w:t xml:space="preserve">27.  </w:t>
             </w:r>
             <w:r>
               <w:rPr>
@@ -6825,7 +6865,7 @@
           <w:sz w:val="21"/>
           <w:szCs w:val="21"/>
         </w:rPr>
-        <w:t xml:space="preserve">Exercise 2 · matching   </w:t>
+        <w:t xml:space="preserve">Exercise 6 · matching   </w:t>
       </w:r>
       <w:r>
         <w:rPr>
@@ -7726,6 +7766,72 @@
     <w:p/>
     <w:p>
       <w:pPr>
+        <w:spacing w:before="150" w:after="60"/>
+        <w:ind w:left="130" w:right="130"/>
+        <w:shd w:fill="23265A" w:val="clear"/>
+      </w:pPr>
+      <w:r>
+        <w:rPr>
+          <w:b/>
+          <w:bCs/>
+          <w:color w:val="FFFFFF"/>
+          <w:sz w:val="15"/>
+          <w:szCs w:val="15"/>
+        </w:rPr>
+        <w:t xml:space="preserve">CHECK   </w:t>
+      </w:r>
+      <w:r>
+        <w:rPr>
+          <w:b/>
+          <w:bCs/>
+          <w:color w:val="FFFFFF"/>
+          <w:sz w:val="17"/>
+          <w:szCs w:val="17"/>
+        </w:rPr>
+        <w:t xml:space="preserve">Page 3</w:t>
+      </w:r>
+      <w:r>
+        <w:rPr>
+          <w:color w:val="FFFFFF"/>
+          <w:sz w:val="15"/>
+          <w:szCs w:val="15"/>
+        </w:rPr>
+        <w:t xml:space="preserve">   ·   items 21 to 34   ·   </w:t>
+      </w:r>
+      <w:r>
+        <w:rPr>
+          <w:color w:val="FFFFFF"/>
+          <w:sz w:val="15"/>
+          <w:szCs w:val="15"/>
+        </w:rPr>
+        <w:t xml:space="preserve">fewer than 10 right: </w:t>
+      </w:r>
+      <w:r>
+        <w:rPr>
+          <w:b/>
+          <w:bCs/>
+          <w:color w:val="FFFFFF"/>
+          <w:sz w:val="15"/>
+          <w:szCs w:val="15"/>
+        </w:rPr>
+        <w:t xml:space="preserve">redo page 3 before page 4</w:t>
+      </w:r>
+    </w:p>
+    <w:p>
+      <w:pPr>
+        <w:spacing w:after="0"/>
+        <w:pageBreakBefore w:val="true"/>
+      </w:pPr>
+      <w:r>
+        <w:rPr>
+          <w:sz w:val="2"/>
+          <w:szCs w:val="2"/>
+        </w:rPr>
+        <w:t xml:space="preserve"> </w:t>
+      </w:r>
+    </w:p>
+    <w:p>
+      <w:pPr>
         <w:spacing w:before="120" w:after="55"/>
         <w:pBdr>
           <w:top w:val="single" w:sz="10" w:space="6" w:color="353A7C"/>
@@ -7739,7 +7845,7 @@
           <w:sz w:val="21"/>
           <w:szCs w:val="21"/>
         </w:rPr>
-        <w:t xml:space="preserve">Exercise 3 · fill in the spaces   </w:t>
+        <w:t xml:space="preserve">Exercise 7 · fill in the spaces   </w:t>
       </w:r>
       <w:r>
         <w:rPr>
@@ -7971,7 +8077,7 @@
           <w:b/>
           <w:sz w:val="15"/>
         </w:rPr>
-        <w:t>15</w:t>
+        <w:t>35</w:t>
       </w:r>
       <w:r>
         <w:rPr>
@@ -8007,7 +8113,7 @@
           <w:b/>
           <w:sz w:val="15"/>
         </w:rPr>
-        <w:t>16</w:t>
+        <w:t>36</w:t>
       </w:r>
       <w:r>
         <w:rPr>
@@ -8043,7 +8149,7 @@
           <w:b/>
           <w:sz w:val="15"/>
         </w:rPr>
-        <w:t>17</w:t>
+        <w:t>37</w:t>
       </w:r>
       <w:r>
         <w:rPr>
@@ -8079,7 +8185,7 @@
           <w:b/>
           <w:sz w:val="15"/>
         </w:rPr>
-        <w:t>18</w:t>
+        <w:t>38</w:t>
       </w:r>
       <w:r>
         <w:rPr>
@@ -8098,72 +8204,6 @@
       </w:r>
     </w:p>
     <w:p/>
-    <w:p>
-      <w:pPr>
-        <w:spacing w:before="150" w:after="60"/>
-        <w:ind w:left="130" w:right="130"/>
-        <w:shd w:fill="23265A" w:val="clear"/>
-      </w:pPr>
-      <w:r>
-        <w:rPr>
-          <w:b/>
-          <w:bCs/>
-          <w:color w:val="FFFFFF"/>
-          <w:sz w:val="15"/>
-          <w:szCs w:val="15"/>
-        </w:rPr>
-        <w:t xml:space="preserve">CHECK   </w:t>
-      </w:r>
-      <w:r>
-        <w:rPr>
-          <w:b/>
-          <w:bCs/>
-          <w:color w:val="FFFFFF"/>
-          <w:sz w:val="17"/>
-          <w:szCs w:val="17"/>
-        </w:rPr>
-        <w:t xml:space="preserve">Page 1</w:t>
-      </w:r>
-      <w:r>
-        <w:rPr>
-          <w:color w:val="FFFFFF"/>
-          <w:sz w:val="15"/>
-          <w:szCs w:val="15"/>
-        </w:rPr>
-        <w:t xml:space="preserve">   ·   items 1 to 18   ·   </w:t>
-      </w:r>
-      <w:r>
-        <w:rPr>
-          <w:color w:val="FFFFFF"/>
-          <w:sz w:val="15"/>
-          <w:szCs w:val="15"/>
-        </w:rPr>
-        <w:t xml:space="preserve">fewer than 13 right: </w:t>
-      </w:r>
-      <w:r>
-        <w:rPr>
-          <w:b/>
-          <w:bCs/>
-          <w:color w:val="FFFFFF"/>
-          <w:sz w:val="15"/>
-          <w:szCs w:val="15"/>
-        </w:rPr>
-        <w:t xml:space="preserve">read section 18.1 again before page 2</w:t>
-      </w:r>
-    </w:p>
-    <w:p>
-      <w:pPr>
-        <w:spacing w:after="0"/>
-        <w:pageBreakBefore w:val="true"/>
-      </w:pPr>
-      <w:r>
-        <w:rPr>
-          <w:sz w:val="2"/>
-          <w:szCs w:val="2"/>
-        </w:rPr>
-        <w:t xml:space="preserve"> </w:t>
-      </w:r>
-    </w:p>
     <w:p>
       <w:pPr>
         <w:spacing w:before="120" w:after="55"/>
@@ -8179,7 +8219,7 @@
           <w:sz w:val="21"/>
           <w:szCs w:val="21"/>
         </w:rPr>
-        <w:t xml:space="preserve">Exercise 4 · fill in the table   </w:t>
+        <w:t xml:space="preserve">Exercise 8 · fill in the table   </w:t>
       </w:r>
       <w:r>
         <w:rPr>
@@ -8340,7 +8380,7 @@
                 <w:sz w:val="14"/>
                 <w:szCs w:val="14"/>
               </w:rPr>
-              <w:t xml:space="preserve">19</w:t>
+              <w:t xml:space="preserve">39</w:t>
             </w:r>
           </w:p>
         </w:tc>
@@ -8385,7 +8425,7 @@
                 <w:sz w:val="14"/>
                 <w:szCs w:val="14"/>
               </w:rPr>
-              <w:t xml:space="preserve">20</w:t>
+              <w:t xml:space="preserve">40</w:t>
             </w:r>
           </w:p>
         </w:tc>
@@ -8430,13 +8470,105 @@
                 <w:sz w:val="14"/>
                 <w:szCs w:val="14"/>
               </w:rPr>
-              <w:t xml:space="preserve">21</w:t>
+              <w:t xml:space="preserve">41</w:t>
             </w:r>
           </w:p>
         </w:tc>
       </w:tr>
     </w:tbl>
     <w:p/>
+    <w:p>
+      <w:pPr>
+        <w:spacing w:before="150" w:after="60"/>
+        <w:ind w:left="130" w:right="130"/>
+        <w:shd w:fill="23265A" w:val="clear"/>
+      </w:pPr>
+      <w:r>
+        <w:rPr>
+          <w:b/>
+          <w:bCs/>
+          <w:color w:val="FFFFFF"/>
+          <w:sz w:val="15"/>
+          <w:szCs w:val="15"/>
+        </w:rPr>
+        <w:t xml:space="preserve">CHECK   </w:t>
+      </w:r>
+      <w:r>
+        <w:rPr>
+          <w:b/>
+          <w:bCs/>
+          <w:color w:val="FFFFFF"/>
+          <w:sz w:val="17"/>
+          <w:szCs w:val="17"/>
+        </w:rPr>
+        <w:t xml:space="preserve">Page 4</w:t>
+      </w:r>
+      <w:r>
+        <w:rPr>
+          <w:color w:val="FFFFFF"/>
+          <w:sz w:val="15"/>
+          <w:szCs w:val="15"/>
+        </w:rPr>
+        <w:t xml:space="preserve">   ·   items 35 to 41   ·   </w:t>
+      </w:r>
+      <w:r>
+        <w:rPr>
+          <w:color w:val="FFFFFF"/>
+          <w:sz w:val="15"/>
+          <w:szCs w:val="15"/>
+        </w:rPr>
+        <w:t xml:space="preserve">fewer than 5 right: </w:t>
+      </w:r>
+      <w:r>
+        <w:rPr>
+          <w:b/>
+          <w:bCs/>
+          <w:color w:val="FFFFFF"/>
+          <w:sz w:val="15"/>
+          <w:szCs w:val="15"/>
+        </w:rPr>
+        <w:t xml:space="preserve">redo page 4 before you leave the handout</w:t>
+      </w:r>
+    </w:p>
+    <w:p>
+      <w:pPr>
+        <w:sectPr>
+          <w:headerReference w:type="default" r:id="rIdHdr2"/>
+          <w:pgSz w:w="11906" w:h="16838" w:orient="portrait"/>
+          <w:pgMar w:top="1180" w:right="1000" w:bottom="900" w:left="1000" w:header="708" w:footer="708" w:gutter="0"/>
+          <w:docGrid w:linePitch="360"/>
+          <w:pgNumType w:start="1"/>
+        </w:sectPr>
+      </w:pPr>
+    </w:p>
+    <w:p>
+      <w:pPr>
+        <w:spacing w:after="20" w:before="60"/>
+      </w:pPr>
+      <w:r>
+        <w:rPr>
+          <w:b/>
+          <w:bCs/>
+          <w:color w:val="353A7C"/>
+          <w:sz w:val="40"/>
+          <w:szCs w:val="40"/>
+        </w:rPr>
+        <w:t xml:space="preserve">Handout 18.3 · Value creation and the six capitals · part 2</w:t>
+      </w:r>
+    </w:p>
+    <w:p>
+      <w:pPr>
+        <w:spacing w:after="130"/>
+      </w:pPr>
+      <w:r>
+        <w:rPr>
+          <w:color w:val="6B7280"/>
+          <w:sz w:val="20"/>
+          <w:szCs w:val="20"/>
+        </w:rPr>
+        <w:t xml:space="preserve">CMA Part 1 · Section A · Chapter 18 · from section Integrated Reporting of the book · 4 pages, answer key on a separate sheet</w:t>
+      </w:r>
+    </w:p>
     <w:p>
       <w:pPr>
         <w:spacing w:before="120" w:after="55"/>
@@ -8452,7 +8584,7 @@
           <w:sz w:val="21"/>
           <w:szCs w:val="21"/>
         </w:rPr>
-        <w:t xml:space="preserve">Exercise 5 · multiple choice   </w:t>
+        <w:t xml:space="preserve">Exercise 1 · multiple choice   </w:t>
       </w:r>
       <w:r>
         <w:rPr>
@@ -8477,7 +8609,7 @@
           <w:sz w:val="19"/>
           <w:szCs w:val="19"/>
         </w:rPr>
-        <w:t xml:space="preserve">22.  </w:t>
+        <w:t xml:space="preserve">1.  </w:t>
       </w:r>
       <w:r>
         <w:rPr>
@@ -8630,7 +8762,7 @@
           <w:sz w:val="19"/>
           <w:szCs w:val="19"/>
         </w:rPr>
-        <w:t xml:space="preserve">23.  </w:t>
+        <w:t xml:space="preserve">2.  </w:t>
       </w:r>
       <w:r>
         <w:rPr>
@@ -8783,7 +8915,7 @@
           <w:sz w:val="19"/>
           <w:szCs w:val="19"/>
         </w:rPr>
-        <w:t xml:space="preserve">24.  </w:t>
+        <w:t xml:space="preserve">3.  </w:t>
       </w:r>
       <w:r>
         <w:rPr>
@@ -8936,7 +9068,7 @@
           <w:sz w:val="19"/>
           <w:szCs w:val="19"/>
         </w:rPr>
-        <w:t xml:space="preserve">25.  </w:t>
+        <w:t xml:space="preserve">4.  </w:t>
       </w:r>
       <w:r>
         <w:rPr>
@@ -9089,7 +9221,7 @@
           <w:sz w:val="19"/>
           <w:szCs w:val="19"/>
         </w:rPr>
-        <w:t xml:space="preserve">26.  </w:t>
+        <w:t xml:space="preserve">5.  </w:t>
       </w:r>
       <w:r>
         <w:rPr>
@@ -9242,7 +9374,7 @@
           <w:sz w:val="19"/>
           <w:szCs w:val="19"/>
         </w:rPr>
-        <w:t xml:space="preserve">27.  </w:t>
+        <w:t xml:space="preserve">6.  </w:t>
       </w:r>
       <w:r>
         <w:rPr>
@@ -9385,98 +9517,6 @@
     <w:p/>
     <w:p>
       <w:pPr>
-        <w:spacing w:before="150" w:after="60"/>
-        <w:ind w:left="130" w:right="130"/>
-        <w:shd w:fill="23265A" w:val="clear"/>
-      </w:pPr>
-      <w:r>
-        <w:rPr>
-          <w:b/>
-          <w:bCs/>
-          <w:color w:val="FFFFFF"/>
-          <w:sz w:val="15"/>
-          <w:szCs w:val="15"/>
-        </w:rPr>
-        <w:t xml:space="preserve">CHECK   </w:t>
-      </w:r>
-      <w:r>
-        <w:rPr>
-          <w:b/>
-          <w:bCs/>
-          <w:color w:val="FFFFFF"/>
-          <w:sz w:val="17"/>
-          <w:szCs w:val="17"/>
-        </w:rPr>
-        <w:t xml:space="preserve">Page 2</w:t>
-      </w:r>
-      <w:r>
-        <w:rPr>
-          <w:color w:val="FFFFFF"/>
-          <w:sz w:val="15"/>
-          <w:szCs w:val="15"/>
-        </w:rPr>
-        <w:t xml:space="preserve">   ·   items 19 to 27   ·   </w:t>
-      </w:r>
-      <w:r>
-        <w:rPr>
-          <w:color w:val="FFFFFF"/>
-          <w:sz w:val="15"/>
-          <w:szCs w:val="15"/>
-        </w:rPr>
-        <w:t xml:space="preserve">fewer than 6 right: </w:t>
-      </w:r>
-      <w:r>
-        <w:rPr>
-          <w:b/>
-          <w:bCs/>
-          <w:color w:val="FFFFFF"/>
-          <w:sz w:val="15"/>
-          <w:szCs w:val="15"/>
-        </w:rPr>
-        <w:t xml:space="preserve">redo page 2 before you leave the handout</w:t>
-      </w:r>
-    </w:p>
-    <w:p>
-      <w:pPr>
-        <w:sectPr>
-          <w:headerReference w:type="default" r:id="rIdHdr3"/>
-          <w:pgSz w:w="11906" w:h="16838" w:orient="portrait"/>
-          <w:pgMar w:top="1180" w:right="1000" w:bottom="900" w:left="1000" w:header="708" w:footer="708" w:gutter="0"/>
-          <w:docGrid w:linePitch="360"/>
-          <w:pgNumType w:start="1"/>
-        </w:sectPr>
-      </w:pPr>
-    </w:p>
-    <w:p>
-      <w:pPr>
-        <w:spacing w:after="20" w:before="60"/>
-      </w:pPr>
-      <w:r>
-        <w:rPr>
-          <w:b/>
-          <w:bCs/>
-          <w:color w:val="353A7C"/>
-          <w:sz w:val="40"/>
-          <w:szCs w:val="40"/>
-        </w:rPr>
-        <w:t xml:space="preserve">Handout 18.4 · Section 18.3 · part 4</w:t>
-      </w:r>
-    </w:p>
-    <w:p>
-      <w:pPr>
-        <w:spacing w:after="130"/>
-      </w:pPr>
-      <w:r>
-        <w:rPr>
-          <w:color w:val="6B7280"/>
-          <w:sz w:val="20"/>
-          <w:szCs w:val="20"/>
-        </w:rPr>
-        <w:t xml:space="preserve">CMA Part 1 · Section A · Chapter 18 · from section Integrated Reporting of the book · 3 pages, answer key on a separate sheet</w:t>
-      </w:r>
-    </w:p>
-    <w:p>
-      <w:pPr>
         <w:spacing w:before="120" w:after="55"/>
         <w:pBdr>
           <w:top w:val="single" w:sz="10" w:space="6" w:color="353A7C"/>
@@ -9490,7 +9530,7 @@
           <w:sz w:val="21"/>
           <w:szCs w:val="21"/>
         </w:rPr>
-        <w:t xml:space="preserve">Exercise 1 · true or false   </w:t>
+        <w:t xml:space="preserve">Exercise 2 · true or false   </w:t>
       </w:r>
       <w:r>
         <w:rPr>
@@ -9587,7 +9627,7 @@
                 <w:sz w:val="18"/>
                 <w:szCs w:val="18"/>
               </w:rPr>
-              <w:t xml:space="preserve">1.  </w:t>
+              <w:t xml:space="preserve">7.  </w:t>
             </w:r>
             <w:r>
               <w:rPr>
@@ -9642,7 +9682,7 @@
                 <w:sz w:val="18"/>
                 <w:szCs w:val="18"/>
               </w:rPr>
-              <w:t xml:space="preserve">2.  </w:t>
+              <w:t xml:space="preserve">8.  </w:t>
             </w:r>
             <w:r>
               <w:rPr>
@@ -9697,7 +9737,7 @@
                 <w:sz w:val="18"/>
                 <w:szCs w:val="18"/>
               </w:rPr>
-              <w:t xml:space="preserve">3.  </w:t>
+              <w:t xml:space="preserve">9.  </w:t>
             </w:r>
             <w:r>
               <w:rPr>
@@ -9752,7 +9792,7 @@
                 <w:sz w:val="18"/>
                 <w:szCs w:val="18"/>
               </w:rPr>
-              <w:t xml:space="preserve">4.  </w:t>
+              <w:t xml:space="preserve">10.  </w:t>
             </w:r>
             <w:r>
               <w:rPr>
@@ -9807,7 +9847,7 @@
                 <w:sz w:val="18"/>
                 <w:szCs w:val="18"/>
               </w:rPr>
-              <w:t xml:space="preserve">5.  </w:t>
+              <w:t xml:space="preserve">11.  </w:t>
             </w:r>
             <w:r>
               <w:rPr>
@@ -9862,7 +9902,7 @@
                 <w:sz w:val="18"/>
                 <w:szCs w:val="18"/>
               </w:rPr>
-              <w:t xml:space="preserve">6.  </w:t>
+              <w:t xml:space="preserve">12.  </w:t>
             </w:r>
             <w:r>
               <w:rPr>
@@ -9917,7 +9957,7 @@
                 <w:sz w:val="18"/>
                 <w:szCs w:val="18"/>
               </w:rPr>
-              <w:t xml:space="preserve">7.  </w:t>
+              <w:t xml:space="preserve">13.  </w:t>
             </w:r>
             <w:r>
               <w:rPr>
@@ -9956,6 +9996,72 @@
       </w:tr>
     </w:tbl>
     <w:p/>
+    <w:p>
+      <w:pPr>
+        <w:spacing w:before="150" w:after="60"/>
+        <w:ind w:left="130" w:right="130"/>
+        <w:shd w:fill="23265A" w:val="clear"/>
+      </w:pPr>
+      <w:r>
+        <w:rPr>
+          <w:b/>
+          <w:bCs/>
+          <w:color w:val="FFFFFF"/>
+          <w:sz w:val="15"/>
+          <w:szCs w:val="15"/>
+        </w:rPr>
+        <w:t xml:space="preserve">CHECK   </w:t>
+      </w:r>
+      <w:r>
+        <w:rPr>
+          <w:b/>
+          <w:bCs/>
+          <w:color w:val="FFFFFF"/>
+          <w:sz w:val="17"/>
+          <w:szCs w:val="17"/>
+        </w:rPr>
+        <w:t xml:space="preserve">Page 1</w:t>
+      </w:r>
+      <w:r>
+        <w:rPr>
+          <w:color w:val="FFFFFF"/>
+          <w:sz w:val="15"/>
+          <w:szCs w:val="15"/>
+        </w:rPr>
+        <w:t xml:space="preserve">   ·   items 1 to 13   ·   </w:t>
+      </w:r>
+      <w:r>
+        <w:rPr>
+          <w:color w:val="FFFFFF"/>
+          <w:sz w:val="15"/>
+          <w:szCs w:val="15"/>
+        </w:rPr>
+        <w:t xml:space="preserve">fewer than 9 right: </w:t>
+      </w:r>
+      <w:r>
+        <w:rPr>
+          <w:b/>
+          <w:bCs/>
+          <w:color w:val="FFFFFF"/>
+          <w:sz w:val="15"/>
+          <w:szCs w:val="15"/>
+        </w:rPr>
+        <w:t xml:space="preserve">read section 18.1 again before page 2</w:t>
+      </w:r>
+    </w:p>
+    <w:p>
+      <w:pPr>
+        <w:spacing w:after="0"/>
+        <w:pageBreakBefore w:val="true"/>
+      </w:pPr>
+      <w:r>
+        <w:rPr>
+          <w:sz w:val="2"/>
+          <w:szCs w:val="2"/>
+        </w:rPr>
+        <w:t xml:space="preserve"> </w:t>
+      </w:r>
+    </w:p>
     <w:p>
       <w:pPr>
         <w:spacing w:before="120" w:after="55"/>
@@ -9971,7 +10077,7 @@
           <w:sz w:val="21"/>
           <w:szCs w:val="21"/>
         </w:rPr>
-        <w:t xml:space="preserve">Exercise 2 · matching   </w:t>
+        <w:t xml:space="preserve">Exercise 3 · matching   </w:t>
       </w:r>
       <w:r>
         <w:rPr>
@@ -10992,7 +11098,7 @@
           <w:sz w:val="21"/>
           <w:szCs w:val="21"/>
         </w:rPr>
-        <w:t xml:space="preserve">Exercise 3 · fill in the spaces   </w:t>
+        <w:t xml:space="preserve">Exercise 4 · fill in the spaces   </w:t>
       </w:r>
       <w:r>
         <w:rPr>
@@ -11205,7 +11311,7 @@
           <w:b/>
           <w:sz w:val="15"/>
         </w:rPr>
-        <w:t>16</w:t>
+        <w:t>22</w:t>
       </w:r>
       <w:r>
         <w:rPr>
@@ -11241,7 +11347,7 @@
           <w:b/>
           <w:sz w:val="15"/>
         </w:rPr>
-        <w:t>17</w:t>
+        <w:t>23</w:t>
       </w:r>
       <w:r>
         <w:rPr>
@@ -11277,7 +11383,7 @@
           <w:b/>
           <w:sz w:val="15"/>
         </w:rPr>
-        <w:t>18</w:t>
+        <w:t>24</w:t>
       </w:r>
       <w:r>
         <w:rPr>
@@ -11320,7 +11426,7 @@
           <w:sz w:val="17"/>
           <w:szCs w:val="17"/>
         </w:rPr>
-        <w:t xml:space="preserve">Page 1</w:t>
+        <w:t xml:space="preserve">Page 2</w:t>
       </w:r>
       <w:r>
         <w:rPr>
@@ -11328,7 +11434,7 @@
           <w:sz w:val="15"/>
           <w:szCs w:val="15"/>
         </w:rPr>
-        <w:t xml:space="preserve">   ·   items 1 to 18   ·   </w:t>
+        <w:t xml:space="preserve">   ·   items 14 to 24   ·   </w:t>
       </w:r>
       <w:r>
         <w:rPr>
@@ -11336,7 +11442,7 @@
           <w:sz w:val="15"/>
           <w:szCs w:val="15"/>
         </w:rPr>
-        <w:t xml:space="preserve">fewer than 13 right: </w:t>
+        <w:t xml:space="preserve">fewer than 8 right: </w:t>
       </w:r>
       <w:r>
         <w:rPr>
@@ -11346,7 +11452,7 @@
           <w:sz w:val="15"/>
           <w:szCs w:val="15"/>
         </w:rPr>
-        <w:t xml:space="preserve">read section 18.1 again before page 2</w:t>
+        <w:t xml:space="preserve">redo page 2 before page 3</w:t>
       </w:r>
     </w:p>
     <w:p>
@@ -11377,7 +11483,7 @@
           <w:sz w:val="21"/>
           <w:szCs w:val="21"/>
         </w:rPr>
-        <w:t xml:space="preserve">Exercise 4 · multiple choice   </w:t>
+        <w:t xml:space="preserve">Exercise 5 · multiple choice   </w:t>
       </w:r>
       <w:r>
         <w:rPr>
@@ -11402,7 +11508,7 @@
           <w:sz w:val="19"/>
           <w:szCs w:val="19"/>
         </w:rPr>
-        <w:t xml:space="preserve">19.  </w:t>
+        <w:t xml:space="preserve">25.  </w:t>
       </w:r>
       <w:r>
         <w:rPr>
@@ -11555,7 +11661,7 @@
           <w:sz w:val="19"/>
           <w:szCs w:val="19"/>
         </w:rPr>
-        <w:t xml:space="preserve">20.  </w:t>
+        <w:t xml:space="preserve">26.  </w:t>
       </w:r>
       <w:r>
         <w:rPr>
@@ -11708,7 +11814,7 @@
           <w:sz w:val="19"/>
           <w:szCs w:val="19"/>
         </w:rPr>
-        <w:t xml:space="preserve">21.  </w:t>
+        <w:t xml:space="preserve">27.  </w:t>
       </w:r>
       <w:r>
         <w:rPr>
@@ -11861,7 +11967,7 @@
           <w:sz w:val="19"/>
           <w:szCs w:val="19"/>
         </w:rPr>
-        <w:t xml:space="preserve">22.  </w:t>
+        <w:t xml:space="preserve">28.  </w:t>
       </w:r>
       <w:r>
         <w:rPr>
@@ -12014,7 +12120,7 @@
           <w:sz w:val="19"/>
           <w:szCs w:val="19"/>
         </w:rPr>
-        <w:t xml:space="preserve">23.  </w:t>
+        <w:t xml:space="preserve">29.  </w:t>
       </w:r>
       <w:r>
         <w:rPr>
@@ -12167,7 +12273,7 @@
           <w:sz w:val="19"/>
           <w:szCs w:val="19"/>
         </w:rPr>
-        <w:t xml:space="preserve">24.  </w:t>
+        <w:t xml:space="preserve">30.  </w:t>
       </w:r>
       <w:r>
         <w:rPr>
@@ -12320,7 +12426,7 @@
           <w:sz w:val="19"/>
           <w:szCs w:val="19"/>
         </w:rPr>
-        <w:t xml:space="preserve">25.  </w:t>
+        <w:t xml:space="preserve">31.  </w:t>
       </w:r>
       <w:r>
         <w:rPr>
@@ -12473,7 +12579,7 @@
           <w:sz w:val="19"/>
           <w:szCs w:val="19"/>
         </w:rPr>
-        <w:t xml:space="preserve">26.  </w:t>
+        <w:t xml:space="preserve">32.  </w:t>
       </w:r>
       <w:r>
         <w:rPr>
@@ -12616,6 +12722,72 @@
     <w:p/>
     <w:p>
       <w:pPr>
+        <w:spacing w:before="150" w:after="60"/>
+        <w:ind w:left="130" w:right="130"/>
+        <w:shd w:fill="23265A" w:val="clear"/>
+      </w:pPr>
+      <w:r>
+        <w:rPr>
+          <w:b/>
+          <w:bCs/>
+          <w:color w:val="FFFFFF"/>
+          <w:sz w:val="15"/>
+          <w:szCs w:val="15"/>
+        </w:rPr>
+        <w:t xml:space="preserve">CHECK   </w:t>
+      </w:r>
+      <w:r>
+        <w:rPr>
+          <w:b/>
+          <w:bCs/>
+          <w:color w:val="FFFFFF"/>
+          <w:sz w:val="17"/>
+          <w:szCs w:val="17"/>
+        </w:rPr>
+        <w:t xml:space="preserve">Page 3</w:t>
+      </w:r>
+      <w:r>
+        <w:rPr>
+          <w:color w:val="FFFFFF"/>
+          <w:sz w:val="15"/>
+          <w:szCs w:val="15"/>
+        </w:rPr>
+        <w:t xml:space="preserve">   ·   items 25 to 32   ·   </w:t>
+      </w:r>
+      <w:r>
+        <w:rPr>
+          <w:color w:val="FFFFFF"/>
+          <w:sz w:val="15"/>
+          <w:szCs w:val="15"/>
+        </w:rPr>
+        <w:t xml:space="preserve">fewer than 6 right: </w:t>
+      </w:r>
+      <w:r>
+        <w:rPr>
+          <w:b/>
+          <w:bCs/>
+          <w:color w:val="FFFFFF"/>
+          <w:sz w:val="15"/>
+          <w:szCs w:val="15"/>
+        </w:rPr>
+        <w:t xml:space="preserve">redo page 3 before page 4</w:t>
+      </w:r>
+    </w:p>
+    <w:p>
+      <w:pPr>
+        <w:spacing w:after="0"/>
+        <w:pageBreakBefore w:val="true"/>
+      </w:pPr>
+      <w:r>
+        <w:rPr>
+          <w:sz w:val="2"/>
+          <w:szCs w:val="2"/>
+        </w:rPr>
+        <w:t xml:space="preserve"> </w:t>
+      </w:r>
+    </w:p>
+    <w:p>
+      <w:pPr>
         <w:spacing w:before="120" w:after="55"/>
         <w:pBdr>
           <w:top w:val="single" w:sz="10" w:space="6" w:color="353A7C"/>
@@ -12629,7 +12801,7 @@
           <w:sz w:val="21"/>
           <w:szCs w:val="21"/>
         </w:rPr>
-        <w:t xml:space="preserve">Exercise 5 · matching   </w:t>
+        <w:t xml:space="preserve">Exercise 6 · matching   </w:t>
       </w:r>
       <w:r>
         <w:rPr>
@@ -13530,72 +13702,6 @@
     <w:p/>
     <w:p>
       <w:pPr>
-        <w:spacing w:before="150" w:after="60"/>
-        <w:ind w:left="130" w:right="130"/>
-        <w:shd w:fill="23265A" w:val="clear"/>
-      </w:pPr>
-      <w:r>
-        <w:rPr>
-          <w:b/>
-          <w:bCs/>
-          <w:color w:val="FFFFFF"/>
-          <w:sz w:val="15"/>
-          <w:szCs w:val="15"/>
-        </w:rPr>
-        <w:t xml:space="preserve">CHECK   </w:t>
-      </w:r>
-      <w:r>
-        <w:rPr>
-          <w:b/>
-          <w:bCs/>
-          <w:color w:val="FFFFFF"/>
-          <w:sz w:val="17"/>
-          <w:szCs w:val="17"/>
-        </w:rPr>
-        <w:t xml:space="preserve">Page 2</w:t>
-      </w:r>
-      <w:r>
-        <w:rPr>
-          <w:color w:val="FFFFFF"/>
-          <w:sz w:val="15"/>
-          <w:szCs w:val="15"/>
-        </w:rPr>
-        <w:t xml:space="preserve">   ·   items 19 to 33   ·   </w:t>
-      </w:r>
-      <w:r>
-        <w:rPr>
-          <w:color w:val="FFFFFF"/>
-          <w:sz w:val="15"/>
-          <w:szCs w:val="15"/>
-        </w:rPr>
-        <w:t xml:space="preserve">fewer than 11 right: </w:t>
-      </w:r>
-      <w:r>
-        <w:rPr>
-          <w:b/>
-          <w:bCs/>
-          <w:color w:val="FFFFFF"/>
-          <w:sz w:val="15"/>
-          <w:szCs w:val="15"/>
-        </w:rPr>
-        <w:t xml:space="preserve">redo page 2 before page 3</w:t>
-      </w:r>
-    </w:p>
-    <w:p>
-      <w:pPr>
-        <w:spacing w:after="0"/>
-        <w:pageBreakBefore w:val="true"/>
-      </w:pPr>
-      <w:r>
-        <w:rPr>
-          <w:sz w:val="2"/>
-          <w:szCs w:val="2"/>
-        </w:rPr>
-        <w:t xml:space="preserve"> </w:t>
-      </w:r>
-    </w:p>
-    <w:p>
-      <w:pPr>
         <w:spacing w:before="120" w:after="55"/>
         <w:pBdr>
           <w:top w:val="single" w:sz="10" w:space="6" w:color="353A7C"/>
@@ -13609,7 +13715,7 @@
           <w:sz w:val="21"/>
           <w:szCs w:val="21"/>
         </w:rPr>
-        <w:t xml:space="preserve">Exercise 6 · multiple choice   </w:t>
+        <w:t xml:space="preserve">Exercise 7 · multiple choice   </w:t>
       </w:r>
       <w:r>
         <w:rPr>
@@ -14105,7 +14211,7 @@
           <w:sz w:val="19"/>
           <w:szCs w:val="19"/>
         </w:rPr>
-        <w:t xml:space="preserve">34.  </w:t>
+        <w:t xml:space="preserve">40.  </w:t>
       </w:r>
       <w:r>
         <w:rPr>
@@ -14258,7 +14364,7 @@
           <w:sz w:val="19"/>
           <w:szCs w:val="19"/>
         </w:rPr>
-        <w:t xml:space="preserve">35.  </w:t>
+        <w:t xml:space="preserve">41.  </w:t>
       </w:r>
       <w:r>
         <w:rPr>
@@ -14423,7 +14529,7 @@
           <w:sz w:val="17"/>
           <w:szCs w:val="17"/>
         </w:rPr>
-        <w:t xml:space="preserve">Page 3</w:t>
+        <w:t xml:space="preserve">Page 4</w:t>
       </w:r>
       <w:r>
         <w:rPr>
@@ -14431,7 +14537,7 @@
           <w:sz w:val="15"/>
           <w:szCs w:val="15"/>
         </w:rPr>
-        <w:t xml:space="preserve">   ·   items 34 to 35   ·   </w:t>
+        <w:t xml:space="preserve">   ·   items 33 to 41   ·   </w:t>
       </w:r>
       <w:r>
         <w:rPr>
@@ -14439,7 +14545,7 @@
           <w:sz w:val="15"/>
           <w:szCs w:val="15"/>
         </w:rPr>
-        <w:t xml:space="preserve">fewer than 1 right: </w:t>
+        <w:t xml:space="preserve">fewer than 6 right: </w:t>
       </w:r>
       <w:r>
         <w:rPr>
@@ -14449,13 +14555,13 @@
           <w:sz w:val="15"/>
           <w:szCs w:val="15"/>
         </w:rPr>
-        <w:t xml:space="preserve">redo page 3 before you leave the handout</w:t>
+        <w:t xml:space="preserve">redo page 4 before you leave the handout</w:t>
       </w:r>
     </w:p>
     <w:p>
       <w:pPr>
         <w:sectPr>
-          <w:headerReference w:type="default" r:id="rIdHdr4"/>
+          <w:headerReference w:type="default" r:id="rIdHdr3"/>
           <w:pgSz w:w="11906" w:h="16838" w:orient="portrait"/>
           <w:pgMar w:top="1180" w:right="1000" w:bottom="900" w:left="1000" w:header="708" w:footer="708" w:gutter="0"/>
           <w:docGrid w:linePitch="360"/>
@@ -14464,7 +14570,7 @@
       </w:pPr>
     </w:p>
     <w:sectPr>
-      <w:headerReference w:type="default" r:id="rIdHdr4"/>
+      <w:headerReference w:type="default" r:id="rIdHdr3"/>
       <w:pgSz w:w="11906" w:h="16838" w:orient="portrait"/>
       <w:pgMar w:top="1180" w:right="1000" w:bottom="900" w:left="1000" w:header="708" w:footer="708" w:gutter="0"/>
       <w:docGrid w:linePitch="360"/>
@@ -14507,7 +14613,7 @@
               <w:sz w:val="16"/>
               <w:szCs w:val="16"/>
             </w:rPr>
-            <w:t xml:space="preserve">Handout 18.1 · Section 18.1</w:t>
+            <w:t xml:space="preserve">Handout 18.1 · Integrated thinking, integrated reporting and the integrated report</w:t>
           </w:r>
         </w:p>
       </w:tc>
@@ -14551,7 +14657,7 @@
               <w:sz w:val="16"/>
               <w:szCs w:val="16"/>
             </w:rPr>
-            <w:t xml:space="preserve"> of 2</w:t>
+            <w:t xml:space="preserve"> of 3</w:t>
           </w:r>
         </w:p>
       </w:tc>
@@ -14598,7 +14704,7 @@
               <w:sz w:val="16"/>
               <w:szCs w:val="16"/>
             </w:rPr>
-            <w:t xml:space="preserve">Handout 18.2 · Section 18.2</w:t>
+            <w:t xml:space="preserve">Handout 18.2 · The primary purpose · Value creation and the six capitals</w:t>
           </w:r>
         </w:p>
       </w:tc>
@@ -14642,7 +14748,7 @@
               <w:sz w:val="16"/>
               <w:szCs w:val="16"/>
             </w:rPr>
-            <w:t xml:space="preserve"> of 2</w:t>
+            <w:t xml:space="preserve"> of 4</w:t>
           </w:r>
         </w:p>
       </w:tc>
@@ -14689,7 +14795,7 @@
               <w:sz w:val="16"/>
               <w:szCs w:val="16"/>
             </w:rPr>
-            <w:t xml:space="preserve">Handout 18.3 · Section 18.3</w:t>
+            <w:t xml:space="preserve">Handout 18.3 · Value creation and the six capitals · part 2</w:t>
           </w:r>
         </w:p>
       </w:tc>
@@ -14733,98 +14839,7 @@
               <w:sz w:val="16"/>
               <w:szCs w:val="16"/>
             </w:rPr>
-            <w:t xml:space="preserve"> of 2</w:t>
-          </w:r>
-        </w:p>
-      </w:tc>
-    </w:tr>
-  </w:tbl>
-  <w:p>
-    <w:pPr>
-      <w:spacing w:after="0"/>
-    </w:pPr>
-  </w:p>
-</w:hdr>
-</file>
-
-<file path=word/header4.xml><?xml version="1.0" encoding="utf-8"?>
-<w:hdr xmlns:wpc="http://schemas.microsoft.com/office/word/2010/wordprocessingCanvas" xmlns:mc="http://schemas.openxmlformats.org/markup-compatibility/2006" xmlns:o="urn:schemas-microsoft-com:office:office" xmlns:r="http://schemas.openxmlformats.org/officeDocument/2006/relationships" xmlns:m="http://schemas.openxmlformats.org/officeDocument/2006/math" xmlns:v="urn:schemas-microsoft-com:vml" xmlns:wp14="http://schemas.microsoft.com/office/word/2010/wordprocessingDrawing" xmlns:wp="http://schemas.openxmlformats.org/drawingml/2006/wordprocessingDrawing" xmlns:w10="urn:schemas-microsoft-com:office:word" xmlns:w="http://schemas.openxmlformats.org/wordprocessingml/2006/main" xmlns:w14="http://schemas.openxmlformats.org/wordprocessingml/2006/main" xmlns:w15="http://schemas.openxmlformats.org/wordprocessingml/2006/main" xmlns:wpg="http://schemas.microsoft.com/office/word/2010/wordprocessingGroup" xmlns:wpi="http://schemas.microsoft.com/office/word/2010/wordprocessingInk" xmlns:wne="http://schemas.microsoft.com/office/word/2006/wordml" xmlns:wps="http://schemas.microsoft.com/office/word/2010/wordprocessingShape">
-  <w:tbl>
-    <w:tblPr>
-      <w:tblW w:type="pct" w:w="100%"/>
-      <w:tblBorders>
-        <w:bottom w:val="single" w:color="DFE3EE" w:sz="8"/>
-      </w:tblBorders>
-    </w:tblPr>
-    <w:tblGrid>
-      <w:gridCol w:w="7400"/>
-      <w:gridCol w:w="2000"/>
-    </w:tblGrid>
-    <w:tr>
-      <w:tc>
-        <w:tcPr>
-          <w:tcW w:type="pct" w:w="3600"/>
-          <w:tcMar>
-            <w:top w:type="dxa" w:w="-30"/>
-            <w:left w:type="dxa" w:w="30"/>
-            <w:bottom w:type="dxa" w:w="-30"/>
-            <w:right w:type="dxa" w:w="30"/>
-          </w:tcMar>
-        </w:tcPr>
-        <w:p>
-          <w:r>
-            <w:rPr>
-              <w:b/>
-              <w:bCs/>
-              <w:color w:val="23265A"/>
-              <w:sz w:val="16"/>
-              <w:szCs w:val="16"/>
-            </w:rPr>
-            <w:t xml:space="preserve">Handout 18.4 · Section 18.3 · part 4</w:t>
-          </w:r>
-        </w:p>
-      </w:tc>
-      <w:tc>
-        <w:tcPr>
-          <w:tcW w:type="pct" w:w="1400"/>
-          <w:tcMar>
-            <w:top w:type="dxa" w:w="-30"/>
-            <w:left w:type="dxa" w:w="30"/>
-            <w:bottom w:type="dxa" w:w="-30"/>
-            <w:right w:type="dxa" w:w="30"/>
-          </w:tcMar>
-        </w:tcPr>
-        <w:p>
-          <w:pPr>
-            <w:jc w:val="right"/>
-          </w:pPr>
-          <w:r>
-            <w:rPr>
-              <w:color w:val="6B7280"/>
-              <w:sz w:val="16"/>
-              <w:szCs w:val="16"/>
-            </w:rPr>
-            <w:t xml:space="preserve">Handout 18.4 — Page </w:t>
-          </w:r>
-          <w:fldSimple w:instr=" PAGE ">
-            <w:r>
-              <w:rPr>
-                <w:b/>
-                <w:bCs/>
-                <w:color w:val="23265A"/>
-                <w:sz w:val="16"/>
-                <w:szCs w:val="16"/>
-              </w:rPr>
-              <w:t xml:space="preserve">1</w:t>
-            </w:r>
-          </w:fldSimple>
-          <w:r>
-            <w:rPr>
-              <w:color w:val="6B7280"/>
-              <w:sz w:val="16"/>
-              <w:szCs w:val="16"/>
-            </w:rPr>
-            <w:t xml:space="preserve"> of 3</w:t>
+            <w:t xml:space="preserve"> of 4</w:t>
           </w:r>
         </w:p>
       </w:tc>
